--- a/static/templates-se2026/surat_pernyataan_kepala_se2026.docx
+++ b/static/templates-se2026/surat_pernyataan_kepala_se2026.docx
@@ -666,7 +666,7 @@
                 <w:sz w:val="24"/>
                 <w:szCs w:val="24"/>
               </w:rPr>
-              <w:t>(.........................................)</w:t>
+              <w:t>(${nama_kepala})</w:t>
             </w:r>
           </w:p>
         </w:tc>
@@ -924,7 +924,7 @@
           <w:sz w:val="24"/>
           <w:szCs w:val="24"/>
         </w:rPr>
-        <w:t xml:space="preserve">(.........................................) </w:t>
+        <w:t>(${nama_kepala})</w:t>
       </w:r>
     </w:p>
     <w:p>

--- a/static/templates-se2026/surat_pernyataan_kepala_se2026.docx
+++ b/static/templates-se2026/surat_pernyataan_kepala_se2026.docx
@@ -119,21 +119,6 @@
           <w:szCs w:val="24"/>
         </w:rPr>
         <w:t>Nomor: ${nomor}</w:t>
-      </w:r>
-      <w:r>
-        <w:rPr>
-          <w:rFonts w:eastAsia="Bookman Old Style" w:cs="Bookman Old Style" w:ascii="Bookman Old Style" w:hAnsi="Bookman Old Style"/>
-          <w:sz w:val="24"/>
-          <w:szCs w:val="24"/>
-        </w:rPr>
-      </w:r>
-      <w:r>
-        <w:rPr>
-          <w:rFonts w:eastAsia="Bookman Old Style" w:cs="Bookman Old Style" w:ascii="Bookman Old Style" w:hAnsi="Bookman Old Style"/>
-          <w:color w:val="000000"/>
-          <w:sz w:val="24"/>
-          <w:szCs w:val="24"/>
-        </w:rPr>
       </w:r>
     </w:p>
     <w:p>
@@ -200,16 +185,17 @@
           <w:sz w:val="24"/>
           <w:szCs w:val="24"/>
         </w:rPr>
-        <w:t xml:space="preserve"> Nama </w:t>
+        <w:t xml:space="preserve"> </w:t>
+      </w:r>
+      <w:r>
+        <w:rPr>
+          <w:rFonts w:eastAsia="Bookman Old Style" w:cs="Bookman Old Style" w:ascii="Bookman Old Style" w:hAnsi="Bookman Old Style"/>
+          <w:sz w:val="24"/>
+          <w:szCs w:val="24"/>
+        </w:rPr>
+        <w:t xml:space="preserve">Nama </w:t>
         <w:tab/>
         <w:t>: ${nama_kepala}</w:t>
-      </w:r>
-      <w:r>
-        <w:rPr>
-          <w:rFonts w:eastAsia="Bookman Old Style" w:cs="Bookman Old Style" w:ascii="Bookman Old Style" w:hAnsi="Bookman Old Style"/>
-          <w:sz w:val="24"/>
-          <w:szCs w:val="24"/>
-        </w:rPr>
       </w:r>
     </w:p>
     <w:p>
@@ -318,7 +304,7 @@
         <w:pStyle w:val="normal1"/>
         <w:numPr>
           <w:ilvl w:val="0"/>
-          <w:numId w:val="3"/>
+          <w:numId w:val="1"/>
         </w:numPr>
         <w:spacing w:lineRule="auto" w:line="240" w:before="0" w:after="0"/>
         <w:ind w:hanging="360" w:start="720"/>
@@ -378,7 +364,7 @@
         <w:pStyle w:val="normal1"/>
         <w:numPr>
           <w:ilvl w:val="0"/>
-          <w:numId w:val="3"/>
+          <w:numId w:val="1"/>
         </w:numPr>
         <w:spacing w:lineRule="auto" w:line="240" w:before="0" w:after="0"/>
         <w:ind w:hanging="360" w:start="720"/>
@@ -404,7 +390,7 @@
         <w:pStyle w:val="normal1"/>
         <w:numPr>
           <w:ilvl w:val="0"/>
-          <w:numId w:val="3"/>
+          <w:numId w:val="1"/>
         </w:numPr>
         <w:spacing w:lineRule="auto" w:line="240" w:before="0" w:after="0"/>
         <w:ind w:hanging="360" w:start="720"/>
@@ -559,14 +545,6 @@
               </w:rPr>
               <w:t>Dompu, ${tgl_teks} ${bln_teks} 2026</w:t>
             </w:r>
-            <w:r>
-              <w:rPr>
-                <w:rFonts w:eastAsia="Bookman Old Style" w:cs="Bookman Old Style" w:ascii="Bookman Old Style" w:hAnsi="Bookman Old Style"/>
-                <w:color w:val="000000"/>
-                <w:sz w:val="24"/>
-                <w:szCs w:val="24"/>
-              </w:rPr>
-            </w:r>
           </w:p>
           <w:p>
             <w:pPr>
@@ -627,7 +605,24 @@
                 <w:sz w:val="24"/>
                 <w:szCs w:val="24"/>
               </w:rPr>
-              <w:t>(TTD)</w:t>
+            </w:r>
+          </w:p>
+          <w:p>
+            <w:pPr>
+              <w:pStyle w:val="normal1"/>
+              <w:spacing w:lineRule="auto" w:line="240" w:before="240" w:after="0"/>
+              <w:jc w:val="center"/>
+              <w:rPr>
+                <w:color w:val="auto"/>
+              </w:rPr>
+            </w:pPr>
+            <w:r>
+              <w:rPr>
+                <w:rFonts w:eastAsia="Bookman Old Style" w:cs="Bookman Old Style" w:ascii="Bookman Old Style" w:hAnsi="Bookman Old Style"/>
+                <w:color w:val="auto"/>
+                <w:sz w:val="24"/>
+                <w:szCs w:val="24"/>
+              </w:rPr>
             </w:r>
           </w:p>
           <w:p>
@@ -798,7 +793,12 @@
       </w:r>
     </w:p>
     <w:p>
-      <w:r>
+      <w:pPr>
+        <w:pStyle w:val="normal1"/>
+        <w:rPr/>
+      </w:pPr>
+      <w:r>
+        <w:rPr/>
         <w:t>${table}</w:t>
       </w:r>
     </w:p>
@@ -829,11 +829,8 @@
         <w:widowControl w:val="false"/>
         <w:spacing w:lineRule="auto" w:line="276" w:before="0" w:after="0"/>
         <w:ind w:firstLine="8370" w:start="360"/>
-        <w:rPr>
-          <w:rFonts w:ascii="Bookman Old Style" w:hAnsi="Bookman Old Style" w:eastAsia="Bookman Old Style" w:cs="Bookman Old Style"/>
-          <w:sz w:val="24"/>
-          <w:szCs w:val="24"/>
-        </w:rPr>
+        <w:jc w:val="center"/>
+        <w:rPr/>
       </w:pPr>
       <w:r>
         <w:rPr>
@@ -850,6 +847,7 @@
         <w:widowControl w:val="false"/>
         <w:spacing w:lineRule="auto" w:line="276" w:before="0" w:after="0"/>
         <w:ind w:firstLine="7650" w:start="2520"/>
+        <w:jc w:val="center"/>
         <w:rPr>
           <w:rFonts w:ascii="Bookman Old Style" w:hAnsi="Bookman Old Style" w:eastAsia="Bookman Old Style" w:cs="Bookman Old Style"/>
           <w:sz w:val="24"/>
@@ -870,6 +868,7 @@
         <w:widowControl w:val="false"/>
         <w:spacing w:lineRule="auto" w:line="276" w:before="0" w:after="0"/>
         <w:ind w:firstLine="7650" w:start="2520"/>
+        <w:jc w:val="center"/>
         <w:rPr>
           <w:rFonts w:ascii="Bookman Old Style" w:hAnsi="Bookman Old Style" w:eastAsia="Bookman Old Style" w:cs="Bookman Old Style"/>
           <w:sz w:val="24"/>
@@ -882,7 +881,27 @@
           <w:sz w:val="24"/>
           <w:szCs w:val="24"/>
         </w:rPr>
-        <w:t>(TTD)</w:t>
+      </w:r>
+    </w:p>
+    <w:p>
+      <w:pPr>
+        <w:pStyle w:val="normal1"/>
+        <w:widowControl w:val="false"/>
+        <w:spacing w:lineRule="auto" w:line="276" w:before="0" w:after="0"/>
+        <w:ind w:firstLine="7650" w:start="2520"/>
+        <w:jc w:val="center"/>
+        <w:rPr>
+          <w:rFonts w:ascii="Bookman Old Style" w:hAnsi="Bookman Old Style" w:eastAsia="Bookman Old Style" w:cs="Bookman Old Style"/>
+          <w:sz w:val="24"/>
+          <w:szCs w:val="24"/>
+        </w:rPr>
+      </w:pPr>
+      <w:r>
+        <w:rPr>
+          <w:rFonts w:eastAsia="Bookman Old Style" w:cs="Bookman Old Style" w:ascii="Bookman Old Style" w:hAnsi="Bookman Old Style"/>
+          <w:sz w:val="24"/>
+          <w:szCs w:val="24"/>
+        </w:rPr>
       </w:r>
     </w:p>
     <w:p>
@@ -891,6 +910,42 @@
         <w:widowControl w:val="false"/>
         <w:spacing w:lineRule="auto" w:line="276" w:before="0" w:after="0"/>
         <w:ind w:firstLine="8370" w:start="360"/>
+        <w:jc w:val="center"/>
+        <w:rPr/>
+      </w:pPr>
+      <w:r>
+        <w:rPr>
+          <w:rFonts w:eastAsia="Bookman Old Style" w:cs="Bookman Old Style" w:ascii="Bookman Old Style" w:hAnsi="Bookman Old Style"/>
+          <w:sz w:val="24"/>
+          <w:szCs w:val="24"/>
+        </w:rPr>
+        <w:t xml:space="preserve"> </w:t>
+      </w:r>
+    </w:p>
+    <w:p>
+      <w:pPr>
+        <w:pStyle w:val="normal1"/>
+        <w:widowControl w:val="false"/>
+        <w:spacing w:lineRule="auto" w:line="240" w:before="0" w:after="0"/>
+        <w:ind w:firstLine="8730"/>
+        <w:jc w:val="center"/>
+        <w:rPr/>
+      </w:pPr>
+      <w:r>
+        <w:rPr>
+          <w:rFonts w:eastAsia="Bookman Old Style" w:cs="Bookman Old Style" w:ascii="Bookman Old Style" w:hAnsi="Bookman Old Style"/>
+          <w:sz w:val="24"/>
+          <w:szCs w:val="24"/>
+        </w:rPr>
+        <w:t>(${nama_kepala})</w:t>
+      </w:r>
+    </w:p>
+    <w:p>
+      <w:pPr>
+        <w:pStyle w:val="normal1"/>
+        <w:widowControl w:val="false"/>
+        <w:spacing w:lineRule="auto" w:line="240" w:before="0" w:after="0"/>
+        <w:ind w:hanging="0" w:start="0"/>
         <w:rPr>
           <w:rFonts w:ascii="Bookman Old Style" w:hAnsi="Bookman Old Style" w:eastAsia="Bookman Old Style" w:cs="Bookman Old Style"/>
           <w:sz w:val="24"/>
@@ -903,53 +958,13 @@
           <w:sz w:val="24"/>
           <w:szCs w:val="24"/>
         </w:rPr>
-        <w:t xml:space="preserve"> </w:t>
-      </w:r>
-    </w:p>
-    <w:p>
-      <w:pPr>
-        <w:pStyle w:val="normal1"/>
-        <w:widowControl w:val="false"/>
-        <w:spacing w:lineRule="auto" w:line="240" w:before="0" w:after="0"/>
-        <w:ind w:firstLine="8730"/>
-        <w:rPr>
-          <w:rFonts w:ascii="Bookman Old Style" w:hAnsi="Bookman Old Style" w:eastAsia="Bookman Old Style" w:cs="Bookman Old Style"/>
-          <w:sz w:val="24"/>
-          <w:szCs w:val="24"/>
-        </w:rPr>
-      </w:pPr>
-      <w:r>
-        <w:rPr>
-          <w:rFonts w:eastAsia="Bookman Old Style" w:cs="Bookman Old Style" w:ascii="Bookman Old Style" w:hAnsi="Bookman Old Style"/>
-          <w:sz w:val="24"/>
-          <w:szCs w:val="24"/>
-        </w:rPr>
-        <w:t>(${nama_kepala})</w:t>
-      </w:r>
-    </w:p>
-    <w:p>
-      <w:pPr>
-        <w:pStyle w:val="normal1"/>
-        <w:widowControl w:val="false"/>
-        <w:spacing w:lineRule="auto" w:line="240" w:before="0" w:after="0"/>
-        <w:ind w:hanging="0" w:start="0"/>
-        <w:rPr>
-          <w:rFonts w:ascii="Bookman Old Style" w:hAnsi="Bookman Old Style" w:eastAsia="Bookman Old Style" w:cs="Bookman Old Style"/>
-          <w:sz w:val="24"/>
-          <w:szCs w:val="24"/>
-        </w:rPr>
-      </w:pPr>
-      <w:r>
-        <w:rPr>
-          <w:rFonts w:eastAsia="Bookman Old Style" w:cs="Bookman Old Style" w:ascii="Bookman Old Style" w:hAnsi="Bookman Old Style"/>
-          <w:sz w:val="24"/>
-          <w:szCs w:val="24"/>
-        </w:rPr>
       </w:r>
     </w:p>
     <w:sectPr>
-      <w:headerReference w:type="default" r:id="rId10"/>
-      <w:headerReference w:type="first" r:id="rId11"/>
+      <w:headerReference w:type="even" r:id="rId8"/>
+      <w:headerReference w:type="default" r:id="rId9"/>
+      <w:headerReference w:type="first" r:id="rId10"/>
+      <w:footerReference w:type="even" r:id="rId11"/>
       <w:footerReference w:type="default" r:id="rId12"/>
       <w:footerReference w:type="first" r:id="rId13"/>
       <w:type w:val="nextPage"/>
@@ -1029,7 +1044,31 @@
 
 <file path=word/footer5.xml><?xml version="1.0" encoding="utf-8"?>
 <w:ftr xmlns:o="urn:schemas-microsoft-com:office:office" xmlns:r="http://schemas.openxmlformats.org/officeDocument/2006/relationships" xmlns:v="urn:schemas-microsoft-com:vml" xmlns:w="http://schemas.openxmlformats.org/wordprocessingml/2006/main" xmlns:w10="urn:schemas-microsoft-com:office:word" xmlns:wp="http://schemas.openxmlformats.org/drawingml/2006/wordprocessingDrawing" xmlns:pic="http://schemas.openxmlformats.org/drawingml/2006/picture" xmlns:wps="http://schemas.microsoft.com/office/word/2010/wordprocessingShape" xmlns:wpg="http://schemas.microsoft.com/office/word/2010/wordprocessingGroup" xmlns:mc="http://schemas.openxmlformats.org/markup-compatibility/2006" xmlns:wp14="http://schemas.microsoft.com/office/word/2010/wordprocessingDrawing" xmlns:w14="http://schemas.microsoft.com/office/word/2010/wordml" xmlns:w15="http://schemas.microsoft.com/office/word/2012/wordml" mc:Ignorable="w14 wp14 w15">
-  <w:p/>
+  <w:p>
+    <w:pPr>
+      <w:pStyle w:val="Footer"/>
+      <w:spacing w:before="0" w:after="160"/>
+      <w:rPr/>
+    </w:pPr>
+    <w:r>
+      <w:rPr/>
+    </w:r>
+  </w:p>
+</w:ftr>
+</file>
+
+<file path=word/footer6.xml><?xml version="1.0" encoding="utf-8"?>
+<w:ftr xmlns:o="urn:schemas-microsoft-com:office:office" xmlns:r="http://schemas.openxmlformats.org/officeDocument/2006/relationships" xmlns:v="urn:schemas-microsoft-com:vml" xmlns:w="http://schemas.openxmlformats.org/wordprocessingml/2006/main" xmlns:w10="urn:schemas-microsoft-com:office:word" xmlns:wp="http://schemas.openxmlformats.org/drawingml/2006/wordprocessingDrawing" xmlns:pic="http://schemas.openxmlformats.org/drawingml/2006/picture" xmlns:wps="http://schemas.microsoft.com/office/word/2010/wordprocessingShape" xmlns:wpg="http://schemas.microsoft.com/office/word/2010/wordprocessingGroup" xmlns:mc="http://schemas.openxmlformats.org/markup-compatibility/2006" xmlns:wp14="http://schemas.microsoft.com/office/word/2010/wordprocessingDrawing" xmlns:w14="http://schemas.microsoft.com/office/word/2010/wordml" xmlns:w15="http://schemas.microsoft.com/office/word/2012/wordml" mc:Ignorable="w14 wp14 w15">
+  <w:p>
+    <w:pPr>
+      <w:pStyle w:val="Footer"/>
+      <w:spacing w:before="0" w:after="160"/>
+      <w:rPr/>
+    </w:pPr>
+    <w:r>
+      <w:rPr/>
+    </w:r>
+  </w:p>
 </w:ftr>
 </file>
 
@@ -1121,6 +1160,21 @@
 <w:hdr xmlns:o="urn:schemas-microsoft-com:office:office" xmlns:r="http://schemas.openxmlformats.org/officeDocument/2006/relationships" xmlns:v="urn:schemas-microsoft-com:vml" xmlns:w="http://schemas.openxmlformats.org/wordprocessingml/2006/main" xmlns:w10="urn:schemas-microsoft-com:office:word" xmlns:wp="http://schemas.openxmlformats.org/drawingml/2006/wordprocessingDrawing" xmlns:pic="http://schemas.openxmlformats.org/drawingml/2006/picture" xmlns:wps="http://schemas.microsoft.com/office/word/2010/wordprocessingShape" xmlns:wpg="http://schemas.microsoft.com/office/word/2010/wordprocessingGroup" xmlns:mc="http://schemas.openxmlformats.org/markup-compatibility/2006" xmlns:wp14="http://schemas.microsoft.com/office/word/2010/wordprocessingDrawing" xmlns:w14="http://schemas.microsoft.com/office/word/2010/wordml" xmlns:w15="http://schemas.microsoft.com/office/word/2012/wordml" mc:Ignorable="w14 wp14 w15">
   <w:p>
     <w:pPr>
+      <w:pStyle w:val="Header"/>
+      <w:spacing w:before="0" w:after="160"/>
+      <w:rPr/>
+    </w:pPr>
+    <w:r>
+      <w:rPr/>
+    </w:r>
+  </w:p>
+</w:hdr>
+</file>
+
+<file path=word/header5.xml><?xml version="1.0" encoding="utf-8"?>
+<w:hdr xmlns:o="urn:schemas-microsoft-com:office:office" xmlns:r="http://schemas.openxmlformats.org/officeDocument/2006/relationships" xmlns:v="urn:schemas-microsoft-com:vml" xmlns:w="http://schemas.openxmlformats.org/wordprocessingml/2006/main" xmlns:w10="urn:schemas-microsoft-com:office:word" xmlns:wp="http://schemas.openxmlformats.org/drawingml/2006/wordprocessingDrawing" xmlns:pic="http://schemas.openxmlformats.org/drawingml/2006/picture" xmlns:wps="http://schemas.microsoft.com/office/word/2010/wordprocessingShape" xmlns:wpg="http://schemas.microsoft.com/office/word/2010/wordprocessingGroup" xmlns:mc="http://schemas.openxmlformats.org/markup-compatibility/2006" xmlns:wp14="http://schemas.microsoft.com/office/word/2010/wordprocessingDrawing" xmlns:w14="http://schemas.microsoft.com/office/word/2010/wordml" xmlns:w15="http://schemas.microsoft.com/office/word/2012/wordml" mc:Ignorable="w14 wp14 w15">
+  <w:p>
+    <w:pPr>
       <w:pStyle w:val="normal1"/>
       <w:widowControl w:val="false"/>
       <w:tabs>
@@ -1168,9 +1222,54 @@
 </w:hdr>
 </file>
 
-<file path=word/header5.xml><?xml version="1.0" encoding="utf-8"?>
+<file path=word/header6.xml><?xml version="1.0" encoding="utf-8"?>
 <w:hdr xmlns:o="urn:schemas-microsoft-com:office:office" xmlns:r="http://schemas.openxmlformats.org/officeDocument/2006/relationships" xmlns:v="urn:schemas-microsoft-com:vml" xmlns:w="http://schemas.openxmlformats.org/wordprocessingml/2006/main" xmlns:w10="urn:schemas-microsoft-com:office:word" xmlns:wp="http://schemas.openxmlformats.org/drawingml/2006/wordprocessingDrawing" xmlns:pic="http://schemas.openxmlformats.org/drawingml/2006/picture" xmlns:wps="http://schemas.microsoft.com/office/word/2010/wordprocessingShape" xmlns:wpg="http://schemas.microsoft.com/office/word/2010/wordprocessingGroup" xmlns:mc="http://schemas.openxmlformats.org/markup-compatibility/2006" xmlns:wp14="http://schemas.microsoft.com/office/word/2010/wordprocessingDrawing" xmlns:w14="http://schemas.microsoft.com/office/word/2010/wordml" xmlns:w15="http://schemas.microsoft.com/office/word/2012/wordml" mc:Ignorable="w14 wp14 w15">
-  <w:p/>
+  <w:p>
+    <w:pPr>
+      <w:pStyle w:val="normal1"/>
+      <w:widowControl w:val="false"/>
+      <w:tabs>
+        <w:tab w:val="clear" w:pos="720"/>
+        <w:tab w:val="center" w:pos="4513" w:leader="none"/>
+        <w:tab w:val="right" w:pos="9026" w:leader="none"/>
+      </w:tabs>
+      <w:spacing w:lineRule="auto" w:line="240" w:before="0" w:after="0"/>
+      <w:jc w:val="center"/>
+      <w:rPr/>
+    </w:pPr>
+    <w:r>
+      <w:rPr>
+        <w:rFonts w:eastAsia="Bookman Old Style" w:cs="Bookman Old Style" w:ascii="Bookman Old Style" w:hAnsi="Bookman Old Style"/>
+      </w:rPr>
+      <w:t>-</w:t>
+    </w:r>
+    <w:r>
+      <w:rPr/>
+      <w:fldChar w:fldCharType="begin"/>
+    </w:r>
+    <w:r>
+      <w:rPr/>
+      <w:instrText xml:space="preserve"> PAGE </w:instrText>
+    </w:r>
+    <w:r>
+      <w:rPr/>
+      <w:fldChar w:fldCharType="separate"/>
+    </w:r>
+    <w:r>
+      <w:rPr/>
+      <w:t>2</w:t>
+    </w:r>
+    <w:r>
+      <w:rPr/>
+      <w:fldChar w:fldCharType="end"/>
+    </w:r>
+    <w:r>
+      <w:rPr>
+        <w:rFonts w:eastAsia="Bookman Old Style" w:cs="Bookman Old Style" w:ascii="Bookman Old Style" w:hAnsi="Bookman Old Style"/>
+      </w:rPr>
+      <w:t>-</w:t>
+    </w:r>
+  </w:p>
 </w:hdr>
 </file>
 
@@ -1178,7 +1277,7 @@
 <w:numbering xmlns:w="http://schemas.openxmlformats.org/wordprocessingml/2006/main" xmlns:o="urn:schemas-microsoft-com:office:office" xmlns:r="http://schemas.openxmlformats.org/officeDocument/2006/relationships" xmlns:v="urn:schemas-microsoft-com:vml" xmlns:mc="http://schemas.openxmlformats.org/markup-compatibility/2006" xmlns:w14="http://schemas.microsoft.com/office/word/2010/wordml" mc:Ignorable="w14">
   <w:abstractNum w:abstractNumId="1">
     <w:lvl w:ilvl="0">
-      <w:start w:val="2"/>
+      <w:start w:val="1"/>
       <w:numFmt w:val="decimal"/>
       <w:lvlText w:val="%1."/>
       <w:lvlJc w:val="start"/>
@@ -1189,9 +1288,6 @@
         <w:ind w:start="720" w:hanging="360"/>
       </w:pPr>
       <w:rPr>
-        <w:rFonts w:ascii="Bookman Old Style" w:hAnsi="Bookman Old Style" w:eastAsia="Bookman Old Style" w:cs="Bookman Old Style"/>
-        <w:sz w:val="24"/>
-        <w:szCs w:val="24"/>
         <w:u w:val="none"/>
       </w:rPr>
     </w:lvl>
@@ -1214,7 +1310,7 @@
       <w:start w:val="1"/>
       <w:numFmt w:val="lowerRoman"/>
       <w:lvlText w:val="%3."/>
-      <w:lvlJc w:val="start"/>
+      <w:lvlJc w:val="end"/>
       <w:pPr>
         <w:tabs>
           <w:tab w:val="num" w:pos="0"/>
@@ -1259,7 +1355,7 @@
       <w:start w:val="1"/>
       <w:numFmt w:val="lowerRoman"/>
       <w:lvlText w:val="%6."/>
-      <w:lvlJc w:val="start"/>
+      <w:lvlJc w:val="end"/>
       <w:pPr>
         <w:tabs>
           <w:tab w:val="num" w:pos="0"/>
@@ -1304,7 +1400,7 @@
       <w:start w:val="1"/>
       <w:numFmt w:val="lowerRoman"/>
       <w:lvlText w:val="%9."/>
-      <w:lvlJc w:val="start"/>
+      <w:lvlJc w:val="end"/>
       <w:pPr>
         <w:tabs>
           <w:tab w:val="num" w:pos="0"/>
@@ -1319,283 +1415,6 @@
   <w:abstractNum w:abstractNumId="2">
     <w:lvl w:ilvl="0">
       <w:start w:val="1"/>
-      <w:numFmt w:val="decimal"/>
-      <w:lvlText w:val="%1."/>
-      <w:lvlJc w:val="start"/>
-      <w:pPr>
-        <w:tabs>
-          <w:tab w:val="num" w:pos="0"/>
-        </w:tabs>
-        <w:ind w:start="720" w:hanging="360"/>
-      </w:pPr>
-      <w:rPr>
-        <w:rFonts w:ascii="Bookman Old Style" w:hAnsi="Bookman Old Style" w:eastAsia="Bookman Old Style" w:cs="Bookman Old Style"/>
-        <w:sz w:val="24"/>
-        <w:szCs w:val="24"/>
-        <w:u w:val="none"/>
-      </w:rPr>
-    </w:lvl>
-    <w:lvl w:ilvl="1">
-      <w:start w:val="1"/>
-      <w:numFmt w:val="lowerLetter"/>
-      <w:lvlText w:val="%2."/>
-      <w:lvlJc w:val="start"/>
-      <w:pPr>
-        <w:tabs>
-          <w:tab w:val="num" w:pos="0"/>
-        </w:tabs>
-        <w:ind w:start="1440" w:hanging="360"/>
-      </w:pPr>
-      <w:rPr>
-        <w:u w:val="none"/>
-      </w:rPr>
-    </w:lvl>
-    <w:lvl w:ilvl="2">
-      <w:start w:val="1"/>
-      <w:numFmt w:val="lowerRoman"/>
-      <w:lvlText w:val="%3."/>
-      <w:lvlJc w:val="start"/>
-      <w:pPr>
-        <w:tabs>
-          <w:tab w:val="num" w:pos="0"/>
-        </w:tabs>
-        <w:ind w:start="2160" w:hanging="360"/>
-      </w:pPr>
-      <w:rPr>
-        <w:u w:val="none"/>
-      </w:rPr>
-    </w:lvl>
-    <w:lvl w:ilvl="3">
-      <w:start w:val="1"/>
-      <w:numFmt w:val="decimal"/>
-      <w:lvlText w:val="%4."/>
-      <w:lvlJc w:val="start"/>
-      <w:pPr>
-        <w:tabs>
-          <w:tab w:val="num" w:pos="0"/>
-        </w:tabs>
-        <w:ind w:start="2880" w:hanging="360"/>
-      </w:pPr>
-      <w:rPr>
-        <w:u w:val="none"/>
-      </w:rPr>
-    </w:lvl>
-    <w:lvl w:ilvl="4">
-      <w:start w:val="1"/>
-      <w:numFmt w:val="lowerLetter"/>
-      <w:lvlText w:val="%5."/>
-      <w:lvlJc w:val="start"/>
-      <w:pPr>
-        <w:tabs>
-          <w:tab w:val="num" w:pos="0"/>
-        </w:tabs>
-        <w:ind w:start="3600" w:hanging="360"/>
-      </w:pPr>
-      <w:rPr>
-        <w:u w:val="none"/>
-      </w:rPr>
-    </w:lvl>
-    <w:lvl w:ilvl="5">
-      <w:start w:val="1"/>
-      <w:numFmt w:val="lowerRoman"/>
-      <w:lvlText w:val="%6."/>
-      <w:lvlJc w:val="start"/>
-      <w:pPr>
-        <w:tabs>
-          <w:tab w:val="num" w:pos="0"/>
-        </w:tabs>
-        <w:ind w:start="4320" w:hanging="360"/>
-      </w:pPr>
-      <w:rPr>
-        <w:u w:val="none"/>
-      </w:rPr>
-    </w:lvl>
-    <w:lvl w:ilvl="6">
-      <w:start w:val="1"/>
-      <w:numFmt w:val="decimal"/>
-      <w:lvlText w:val="%7."/>
-      <w:lvlJc w:val="start"/>
-      <w:pPr>
-        <w:tabs>
-          <w:tab w:val="num" w:pos="0"/>
-        </w:tabs>
-        <w:ind w:start="5040" w:hanging="360"/>
-      </w:pPr>
-      <w:rPr>
-        <w:u w:val="none"/>
-      </w:rPr>
-    </w:lvl>
-    <w:lvl w:ilvl="7">
-      <w:start w:val="1"/>
-      <w:numFmt w:val="lowerLetter"/>
-      <w:lvlText w:val="%8."/>
-      <w:lvlJc w:val="start"/>
-      <w:pPr>
-        <w:tabs>
-          <w:tab w:val="num" w:pos="0"/>
-        </w:tabs>
-        <w:ind w:start="5760" w:hanging="360"/>
-      </w:pPr>
-      <w:rPr>
-        <w:u w:val="none"/>
-      </w:rPr>
-    </w:lvl>
-    <w:lvl w:ilvl="8">
-      <w:start w:val="1"/>
-      <w:numFmt w:val="lowerRoman"/>
-      <w:lvlText w:val="%9."/>
-      <w:lvlJc w:val="start"/>
-      <w:pPr>
-        <w:tabs>
-          <w:tab w:val="num" w:pos="0"/>
-        </w:tabs>
-        <w:ind w:start="6480" w:hanging="360"/>
-      </w:pPr>
-      <w:rPr>
-        <w:u w:val="none"/>
-      </w:rPr>
-    </w:lvl>
-  </w:abstractNum>
-  <w:abstractNum w:abstractNumId="3">
-    <w:lvl w:ilvl="0">
-      <w:start w:val="1"/>
-      <w:numFmt w:val="decimal"/>
-      <w:lvlText w:val="%1."/>
-      <w:lvlJc w:val="start"/>
-      <w:pPr>
-        <w:tabs>
-          <w:tab w:val="num" w:pos="0"/>
-        </w:tabs>
-        <w:ind w:start="720" w:hanging="360"/>
-      </w:pPr>
-      <w:rPr>
-        <w:u w:val="none"/>
-      </w:rPr>
-    </w:lvl>
-    <w:lvl w:ilvl="1">
-      <w:start w:val="1"/>
-      <w:numFmt w:val="lowerLetter"/>
-      <w:lvlText w:val="%2."/>
-      <w:lvlJc w:val="start"/>
-      <w:pPr>
-        <w:tabs>
-          <w:tab w:val="num" w:pos="0"/>
-        </w:tabs>
-        <w:ind w:start="1440" w:hanging="360"/>
-      </w:pPr>
-      <w:rPr>
-        <w:u w:val="none"/>
-      </w:rPr>
-    </w:lvl>
-    <w:lvl w:ilvl="2">
-      <w:start w:val="1"/>
-      <w:numFmt w:val="lowerRoman"/>
-      <w:lvlText w:val="%3."/>
-      <w:lvlJc w:val="end"/>
-      <w:pPr>
-        <w:tabs>
-          <w:tab w:val="num" w:pos="0"/>
-        </w:tabs>
-        <w:ind w:start="2160" w:hanging="360"/>
-      </w:pPr>
-      <w:rPr>
-        <w:u w:val="none"/>
-      </w:rPr>
-    </w:lvl>
-    <w:lvl w:ilvl="3">
-      <w:start w:val="1"/>
-      <w:numFmt w:val="decimal"/>
-      <w:lvlText w:val="%4."/>
-      <w:lvlJc w:val="start"/>
-      <w:pPr>
-        <w:tabs>
-          <w:tab w:val="num" w:pos="0"/>
-        </w:tabs>
-        <w:ind w:start="2880" w:hanging="360"/>
-      </w:pPr>
-      <w:rPr>
-        <w:u w:val="none"/>
-      </w:rPr>
-    </w:lvl>
-    <w:lvl w:ilvl="4">
-      <w:start w:val="1"/>
-      <w:numFmt w:val="lowerLetter"/>
-      <w:lvlText w:val="%5."/>
-      <w:lvlJc w:val="start"/>
-      <w:pPr>
-        <w:tabs>
-          <w:tab w:val="num" w:pos="0"/>
-        </w:tabs>
-        <w:ind w:start="3600" w:hanging="360"/>
-      </w:pPr>
-      <w:rPr>
-        <w:u w:val="none"/>
-      </w:rPr>
-    </w:lvl>
-    <w:lvl w:ilvl="5">
-      <w:start w:val="1"/>
-      <w:numFmt w:val="lowerRoman"/>
-      <w:lvlText w:val="%6."/>
-      <w:lvlJc w:val="end"/>
-      <w:pPr>
-        <w:tabs>
-          <w:tab w:val="num" w:pos="0"/>
-        </w:tabs>
-        <w:ind w:start="4320" w:hanging="360"/>
-      </w:pPr>
-      <w:rPr>
-        <w:u w:val="none"/>
-      </w:rPr>
-    </w:lvl>
-    <w:lvl w:ilvl="6">
-      <w:start w:val="1"/>
-      <w:numFmt w:val="decimal"/>
-      <w:lvlText w:val="%7."/>
-      <w:lvlJc w:val="start"/>
-      <w:pPr>
-        <w:tabs>
-          <w:tab w:val="num" w:pos="0"/>
-        </w:tabs>
-        <w:ind w:start="5040" w:hanging="360"/>
-      </w:pPr>
-      <w:rPr>
-        <w:u w:val="none"/>
-      </w:rPr>
-    </w:lvl>
-    <w:lvl w:ilvl="7">
-      <w:start w:val="1"/>
-      <w:numFmt w:val="lowerLetter"/>
-      <w:lvlText w:val="%8."/>
-      <w:lvlJc w:val="start"/>
-      <w:pPr>
-        <w:tabs>
-          <w:tab w:val="num" w:pos="0"/>
-        </w:tabs>
-        <w:ind w:start="5760" w:hanging="360"/>
-      </w:pPr>
-      <w:rPr>
-        <w:u w:val="none"/>
-      </w:rPr>
-    </w:lvl>
-    <w:lvl w:ilvl="8">
-      <w:start w:val="1"/>
-      <w:numFmt w:val="lowerRoman"/>
-      <w:lvlText w:val="%9."/>
-      <w:lvlJc w:val="end"/>
-      <w:pPr>
-        <w:tabs>
-          <w:tab w:val="num" w:pos="0"/>
-        </w:tabs>
-        <w:ind w:start="6480" w:hanging="360"/>
-      </w:pPr>
-      <w:rPr>
-        <w:u w:val="none"/>
-      </w:rPr>
-    </w:lvl>
-  </w:abstractNum>
-  <w:abstractNum w:abstractNumId="4">
-    <w:lvl w:ilvl="0">
-      <w:start w:val="1"/>
       <w:numFmt w:val="none"/>
       <w:suff w:val="nothing"/>
       <w:lvlText w:val=""/>
@@ -1717,12 +1536,6 @@
   </w:num>
   <w:num w:numId="2">
     <w:abstractNumId w:val="2"/>
-  </w:num>
-  <w:num w:numId="3">
-    <w:abstractNumId w:val="3"/>
-  </w:num>
-  <w:num w:numId="4">
-    <w:abstractNumId w:val="4"/>
   </w:num>
 </w:numbering>
 </file>
@@ -1749,6 +1562,7 @@
     <w:qFormat/>
     <w:pPr>
       <w:widowControl/>
+      <w:suppressAutoHyphens w:val="true"/>
       <w:bidi w:val="0"/>
       <w:spacing w:lineRule="auto" w:line="259" w:before="0" w:after="160"/>
       <w:jc w:val="start"/>
@@ -1919,6 +1733,7 @@
     <w:qFormat/>
     <w:pPr>
       <w:widowControl/>
+      <w:suppressAutoHyphens w:val="true"/>
       <w:bidi w:val="0"/>
       <w:spacing w:lineRule="auto" w:line="259" w:before="0" w:after="160"/>
       <w:jc w:val="start"/>
@@ -1976,8 +1791,8 @@
     <w:pPr/>
     <w:rPr/>
   </w:style>
-  <w:style w:type="paragraph" w:styleId="FrameContents">
-    <w:name w:val="Frame Contents"/>
+  <w:style w:type="paragraph" w:styleId="FrameContentsuser">
+    <w:name w:val="Frame Contents (user)"/>
     <w:basedOn w:val="Normal"/>
     <w:qFormat/>
     <w:pPr/>

--- a/static/templates-se2026/surat_pernyataan_kepala_se2026.docx
+++ b/static/templates-se2026/surat_pernyataan_kepala_se2026.docx
@@ -543,7 +543,7 @@
                 <w:sz w:val="24"/>
                 <w:szCs w:val="24"/>
               </w:rPr>
-              <w:t>Dompu, ${tgl_teks} ${bln_teks} 2026</w:t>
+              <w:t>Dompu, ${tgl_hari} ${bln_teks} 2026</w:t>
             </w:r>
           </w:p>
           <w:p>
